--- a/5.Project Development Phase/No. of Functional Features Included in the Solution.docx
+++ b/5.Project Development Phase/No. of Functional Features Included in the Solution.docx
@@ -20,7 +20,12 @@
     </w:p>
     <w:p>
       <w:r>
-        <w:t>The HDI Prediction System incorporates multiple functional features to ensure a complete, production-grade user experience for stakeholders and evaluators.</w:t>
+        <w:t>The HDI Prediction System incorporates six primary functional features to provide an end-to-end, production-grade tool for simulating and analyzing human development levels.</w:t>
+      </w:r>
+    </w:p>
+    <w:p>
+      <w:r>
+        <w:t>---</w:t>
       </w:r>
     </w:p>
     <w:p>
@@ -28,7 +33,7 @@
         <w:pStyle w:val="Heading2"/>
       </w:pPr>
       <w:r>
-        <w:t>2. Inventory of Functional Features</w:t>
+        <w:t>2. Core Functional Features</w:t>
       </w:r>
     </w:p>
     <w:p>
@@ -36,38 +41,7 @@
         <w:pStyle w:val="Heading3"/>
       </w:pPr>
       <w:r>
-        <w:t>2.1 Feature 1: Multi-Indicator Input Interface</w:t>
-      </w:r>
-    </w:p>
-    <w:p>
-      <w:r>
-        <w:t>Allows users to enter numeric values for all three key development pillars of HDI (Life Expectancy, Expected Years of Schooling, Mean Years of Schooling, and GNI per Capita) as well as the target country category.</w:t>
-      </w:r>
-    </w:p>
-    <w:p>
-      <w:pPr>
-        <w:pStyle w:val="Heading3"/>
-      </w:pPr>
-      <w:r>
-        <w:t>2.2 Feature 2: Machine Learning Prediction Engine</w:t>
-      </w:r>
-    </w:p>
-    <w:p>
-      <w:r>
-        <w:t>Runs real-time prediction using the serialized Linear Regression model trained with Scikit-learn, yielding high correlation results ($R^2 = 0.8834$).</w:t>
-      </w:r>
-    </w:p>
-    <w:p>
-      <w:pPr>
-        <w:pStyle w:val="Heading3"/>
-      </w:pPr>
-      <w:r>
-        <w:t>2.3 Feature 3: UNDP Tier Classification</w:t>
-      </w:r>
-    </w:p>
-    <w:p>
-      <w:r>
-        <w:t>Automatically maps the continuous predicted score (0.0 to 1.0) into one of the four standard development categories defined by the UN:</w:t>
+        <w:t>2.1 Feature 1: Multi-Indicator Form with Input Validation</w:t>
       </w:r>
     </w:p>
     <w:p>
@@ -79,10 +53,10 @@
         <w:rPr>
           <w:b/>
         </w:rPr>
-        <w:t>Very High</w:t>
+        <w:t>Description</w:t>
       </w:r>
       <w:r>
-        <w:t xml:space="preserve"> (score ≥ 0.800)</w:t>
+        <w:t>: An interactive input form that allows users to enter values for the target country and the four developmental indicators.</w:t>
       </w:r>
     </w:p>
     <w:p>
@@ -94,10 +68,10 @@
         <w:rPr>
           <w:b/>
         </w:rPr>
-        <w:t>High</w:t>
+        <w:t>Implementation</w:t>
       </w:r>
       <w:r>
-        <w:t xml:space="preserve"> (0.700 – 0.799)</w:t>
+        <w:t>: Form fields use native HTML5 validation constraints to prevent out-of-range inputs (e.g. Life Expectancy must be between 50 and 85 years).</w:t>
       </w:r>
     </w:p>
     <w:p>
@@ -109,10 +83,18 @@
         <w:rPr>
           <w:b/>
         </w:rPr>
-        <w:t>Medium</w:t>
+        <w:t>Benefit</w:t>
       </w:r>
       <w:r>
-        <w:t xml:space="preserve"> (0.550 – 0.699)</w:t>
+        <w:t>: Prevents incorrect inputs and ensures prediction stability.</w:t>
+      </w:r>
+    </w:p>
+    <w:p>
+      <w:pPr>
+        <w:pStyle w:val="Heading3"/>
+      </w:pPr>
+      <w:r>
+        <w:t>2.2 Feature 2: Machine Learning Prediction Pipeline</w:t>
       </w:r>
     </w:p>
     <w:p>
@@ -124,10 +106,40 @@
         <w:rPr>
           <w:b/>
         </w:rPr>
-        <w:t>Low</w:t>
+        <w:t>Description</w:t>
       </w:r>
       <w:r>
-        <w:t xml:space="preserve"> (score &lt; 0.550)</w:t>
+        <w:t>: A predictive model that uses Linear Regression to calculate a continuous HDI score based on the user's inputs.</w:t>
+      </w:r>
+    </w:p>
+    <w:p>
+      <w:pPr>
+        <w:pStyle w:val="ListBullet"/>
+      </w:pPr>
+      <w:r/>
+      <w:r>
+        <w:rPr>
+          <w:b/>
+        </w:rPr>
+        <w:t>Implementation</w:t>
+      </w:r>
+      <w:r>
+        <w:t>: The backend loads `models/hdi_model.pkl` and `models/encoder.pkl`, encodes the country, and generates the prediction with low latency (&lt;200ms).</w:t>
+      </w:r>
+    </w:p>
+    <w:p>
+      <w:pPr>
+        <w:pStyle w:val="ListBullet"/>
+      </w:pPr>
+      <w:r/>
+      <w:r>
+        <w:rPr>
+          <w:b/>
+        </w:rPr>
+        <w:t>Benefit</w:t>
+      </w:r>
+      <w:r>
+        <w:t>: Provides instant predictions based on user inputs.</w:t>
       </w:r>
     </w:p>
     <w:p>
@@ -135,12 +147,52 @@
         <w:pStyle w:val="Heading3"/>
       </w:pPr>
       <w:r>
-        <w:t>2.4 Feature 4: Scenario-based Recommendation Engine</w:t>
+        <w:t>2.3 Feature 3: Standard UNDP Tier Classification</w:t>
       </w:r>
     </w:p>
     <w:p>
+      <w:pPr>
+        <w:pStyle w:val="ListBullet"/>
+      </w:pPr>
+      <w:r/>
       <w:r>
-        <w:t>Dynamically compiles policy goals and mitigation recommendations based on the predicted development tier.</w:t>
+        <w:rPr>
+          <w:b/>
+        </w:rPr>
+        <w:t>Description</w:t>
+      </w:r>
+      <w:r>
+        <w:t>: Automatically classifies the continuous predicted score into one of the four standard development tiers defined by the United Nations: Very High ($\ge 0.800$), High ($0.700$ to $0.799$), Medium ($0.550$ to $0.699$), and Low ($&lt; 0.550$).</w:t>
+      </w:r>
+    </w:p>
+    <w:p>
+      <w:pPr>
+        <w:pStyle w:val="ListBullet"/>
+      </w:pPr>
+      <w:r/>
+      <w:r>
+        <w:rPr>
+          <w:b/>
+        </w:rPr>
+        <w:t>Implementation</w:t>
+      </w:r>
+      <w:r>
+        <w:t>: Executed on the backend using boundary checks in `classify_hdi(score)`.</w:t>
+      </w:r>
+    </w:p>
+    <w:p>
+      <w:pPr>
+        <w:pStyle w:val="ListBullet"/>
+      </w:pPr>
+      <w:r/>
+      <w:r>
+        <w:rPr>
+          <w:b/>
+        </w:rPr>
+        <w:t>Benefit</w:t>
+      </w:r>
+      <w:r>
+        <w:t>: Groups countries into clear development categories.</w:t>
       </w:r>
     </w:p>
     <w:p>
@@ -148,12 +200,52 @@
         <w:pStyle w:val="Heading3"/>
       </w:pPr>
       <w:r>
-        <w:t>2.5 Feature 5: Color-Coded Progress Gauge</w:t>
+        <w:t>2.4 Feature 4: Contextual Recommendation Engine</w:t>
       </w:r>
     </w:p>
     <w:p>
+      <w:pPr>
+        <w:pStyle w:val="ListBullet"/>
+      </w:pPr>
+      <w:r/>
       <w:r>
-        <w:t>Displays the predicted score visually along a multi-color progress gauge indicating the relative positioning of the country on the international scale.</w:t>
+        <w:rPr>
+          <w:b/>
+        </w:rPr>
+        <w:t>Description</w:t>
+      </w:r>
+      <w:r>
+        <w:t>: Generates a list of targeted policy recommendations and development goals based on the predicted tier.</w:t>
+      </w:r>
+    </w:p>
+    <w:p>
+      <w:pPr>
+        <w:pStyle w:val="ListBullet"/>
+      </w:pPr>
+      <w:r/>
+      <w:r>
+        <w:rPr>
+          <w:b/>
+        </w:rPr>
+        <w:t>Implementation</w:t>
+      </w:r>
+      <w:r>
+        <w:t>: Managed by `get_hdi_insights(tier)` in `app.py`, which returns recommendations tailored to the predicted level.</w:t>
+      </w:r>
+    </w:p>
+    <w:p>
+      <w:pPr>
+        <w:pStyle w:val="ListBullet"/>
+      </w:pPr>
+      <w:r/>
+      <w:r>
+        <w:rPr>
+          <w:b/>
+        </w:rPr>
+        <w:t>Benefit</w:t>
+      </w:r>
+      <w:r>
+        <w:t>: Provides policymakers with actionable next steps to improve development outcomes.</w:t>
       </w:r>
     </w:p>
     <w:p>
@@ -161,12 +253,105 @@
         <w:pStyle w:val="Heading3"/>
       </w:pPr>
       <w:r>
-        <w:t>2.6 Feature 6: Interactive Landing Dashboard</w:t>
+        <w:t>2.5 Feature 5: Visual Gradient Progress Gauge</w:t>
       </w:r>
     </w:p>
     <w:p>
+      <w:pPr>
+        <w:pStyle w:val="ListBullet"/>
+      </w:pPr>
+      <w:r/>
       <w:r>
-        <w:t>Provides educational overviews of Health, Education, and Standard of Living indices on the application home page.</w:t>
+        <w:rPr>
+          <w:b/>
+        </w:rPr>
+        <w:t>Description</w:t>
+      </w:r>
+      <w:r>
+        <w:t>: A visual gauge bar that indicates the relative position of the predicted score on the human development spectrum.</w:t>
+      </w:r>
+    </w:p>
+    <w:p>
+      <w:pPr>
+        <w:pStyle w:val="ListBullet"/>
+      </w:pPr>
+      <w:r/>
+      <w:r>
+        <w:rPr>
+          <w:b/>
+        </w:rPr>
+        <w:t>Implementation</w:t>
+      </w:r>
+      <w:r>
+        <w:t>: Built using dynamic CSS variables that map the score directly to the fill width of a color-gradient progress bar.</w:t>
+      </w:r>
+    </w:p>
+    <w:p>
+      <w:pPr>
+        <w:pStyle w:val="ListBullet"/>
+      </w:pPr>
+      <w:r/>
+      <w:r>
+        <w:rPr>
+          <w:b/>
+        </w:rPr>
+        <w:t>Benefit</w:t>
+      </w:r>
+      <w:r>
+        <w:t>: Provides an intuitive, visual representation of the predicted score.</w:t>
+      </w:r>
+    </w:p>
+    <w:p>
+      <w:pPr>
+        <w:pStyle w:val="Heading3"/>
+      </w:pPr>
+      <w:r>
+        <w:t>2.6 Feature 6: Interactive Educational Dashboard</w:t>
+      </w:r>
+    </w:p>
+    <w:p>
+      <w:pPr>
+        <w:pStyle w:val="ListBullet"/>
+      </w:pPr>
+      <w:r/>
+      <w:r>
+        <w:rPr>
+          <w:b/>
+        </w:rPr>
+        <w:t>Description</w:t>
+      </w:r>
+      <w:r>
+        <w:t>: A landing page explaining the three dimensions of HDI (Health, Education, and Income) to provide context for users.</w:t>
+      </w:r>
+    </w:p>
+    <w:p>
+      <w:pPr>
+        <w:pStyle w:val="ListBullet"/>
+      </w:pPr>
+      <w:r/>
+      <w:r>
+        <w:rPr>
+          <w:b/>
+        </w:rPr>
+        <w:t>Implementation</w:t>
+      </w:r>
+      <w:r>
+        <w:t>: Designed using responsive glassmorphism cards and clean layout templates.</w:t>
+      </w:r>
+    </w:p>
+    <w:p>
+      <w:pPr>
+        <w:pStyle w:val="ListBullet"/>
+      </w:pPr>
+      <w:r/>
+      <w:r>
+        <w:rPr>
+          <w:b/>
+        </w:rPr>
+        <w:t>Benefit</w:t>
+      </w:r>
+      <w:r>
+        <w:t>: Helps users understand the factors that drive human development.</w:t>
       </w:r>
     </w:p>
     <w:sectPr>
